--- a/Stundenverlaufsplan Dateien und Ordner FINAL.docx
+++ b/Stundenverlaufsplan Dateien und Ordner FINAL.docx
@@ -1715,56 +1715,15 @@
           <w:bottom w:val="single" w:sz="6" w:space="1" w:color="2E8B57"/>
         </w:pBdr>
         <w:spacing w:before="240" w:after="80"/>
+      </w:pPr>
+      <w:proofErr w:type="spellStart"/>
+      <w:r>
         <w:rPr>
           <w:b/>
           <w:color w:val="1B552E"/>
           <w:sz w:val="28"/>
-          <w:lang w:val="de-DE"/>
-        </w:rPr>
-      </w:pPr>
-    </w:p>
-    <w:p>
-      <w:pPr>
-        <w:pBdr>
-          <w:bottom w:val="single" w:sz="6" w:space="1" w:color="2E8B57"/>
-        </w:pBdr>
-        <w:spacing w:before="240" w:after="80"/>
-        <w:rPr>
-          <w:b/>
-          <w:color w:val="1B552E"/>
-          <w:sz w:val="28"/>
-          <w:lang w:val="de-DE"/>
-        </w:rPr>
-      </w:pPr>
-    </w:p>
-    <w:p>
-      <w:pPr>
-        <w:pBdr>
-          <w:bottom w:val="single" w:sz="6" w:space="1" w:color="2E8B57"/>
-        </w:pBdr>
-        <w:spacing w:before="240" w:after="80"/>
-        <w:rPr>
-          <w:b/>
-          <w:color w:val="1B552E"/>
-          <w:sz w:val="28"/>
-          <w:lang w:val="de-DE"/>
-        </w:rPr>
-      </w:pPr>
-    </w:p>
-    <w:p>
-      <w:pPr>
-        <w:pBdr>
-          <w:bottom w:val="single" w:sz="6" w:space="1" w:color="2E8B57"/>
-        </w:pBdr>
-        <w:spacing w:before="240" w:after="80"/>
-      </w:pPr>
-      <w:proofErr w:type="spellStart"/>
-      <w:r>
-        <w:rPr>
-          <w:b/>
-          <w:color w:val="1B552E"/>
-          <w:sz w:val="28"/>
-        </w:rPr>
+        </w:rPr>
+        <w:lastRenderedPageBreak/>
         <w:t>Stundenverlaufsplan</w:t>
       </w:r>
       <w:proofErr w:type="spellEnd"/>
@@ -3272,14 +3231,6 @@
                 <w:sz w:val="18"/>
               </w:rPr>
               <w:br/>
-            </w:r>
-            <w:r>
-              <w:rPr>
-                <w:b/>
-                <w:color w:val="1B552E"/>
-                <w:sz w:val="18"/>
-              </w:rPr>
-              <w:lastRenderedPageBreak/>
               <w:t>10 Min.</w:t>
             </w:r>
           </w:p>
@@ -3307,7 +3258,6 @@
                 <w:sz w:val="18"/>
                 <w:lang w:val="de-DE"/>
               </w:rPr>
-              <w:lastRenderedPageBreak/>
               <w:t xml:space="preserve">L bittet zwei </w:t>
             </w:r>
             <w:proofErr w:type="spellStart"/>
@@ -3348,13 +3298,6 @@
                 <w:lang w:val="de-DE"/>
               </w:rPr>
               <w:br/>
-            </w:r>
-            <w:r>
-              <w:rPr>
-                <w:sz w:val="18"/>
-                <w:lang w:val="de-DE"/>
-              </w:rPr>
-              <w:lastRenderedPageBreak/>
               <w:t>Klasse gibt Feedback nach Leitfragen:</w:t>
             </w:r>
             <w:r>
@@ -3449,7 +3392,6 @@
                 <w:sz w:val="18"/>
                 <w:lang w:val="de-DE"/>
               </w:rPr>
-              <w:lastRenderedPageBreak/>
               <w:t>SuS</w:t>
             </w:r>
             <w:proofErr w:type="spellEnd"/>
@@ -3472,15 +3414,7 @@
                 <w:sz w:val="18"/>
                 <w:lang w:val="de-DE"/>
               </w:rPr>
-              <w:t xml:space="preserve">sentieren ihre </w:t>
-            </w:r>
-            <w:r>
-              <w:rPr>
-                <w:sz w:val="18"/>
-                <w:lang w:val="de-DE"/>
-              </w:rPr>
-              <w:lastRenderedPageBreak/>
-              <w:t>Ordnerstruktur.</w:t>
+              <w:t>sentieren ihre Ordnerstruktur.</w:t>
             </w:r>
             <w:r>
               <w:rPr>
@@ -3550,7 +3484,6 @@
               <w:rPr>
                 <w:sz w:val="18"/>
               </w:rPr>
-              <w:lastRenderedPageBreak/>
               <w:t>Schülerpräsentation</w:t>
             </w:r>
             <w:proofErr w:type="spellEnd"/>
@@ -3573,12 +3506,6 @@
                 <w:sz w:val="18"/>
               </w:rPr>
               <w:br/>
-            </w:r>
-            <w:r>
-              <w:rPr>
-                <w:sz w:val="18"/>
-              </w:rPr>
-              <w:lastRenderedPageBreak/>
               <w:t>Plenum</w:t>
             </w:r>
           </w:p>
@@ -3602,7 +3529,6 @@
               <w:rPr>
                 <w:sz w:val="18"/>
               </w:rPr>
-              <w:lastRenderedPageBreak/>
               <w:t>Beamer</w:t>
             </w:r>
             <w:r>
@@ -3610,12 +3536,6 @@
                 <w:sz w:val="18"/>
               </w:rPr>
               <w:br/>
-            </w:r>
-            <w:r>
-              <w:rPr>
-                <w:sz w:val="18"/>
-              </w:rPr>
-              <w:lastRenderedPageBreak/>
               <w:t>PC</w:t>
             </w:r>
           </w:p>
@@ -3648,6 +3568,7 @@
                 <w:color w:val="1B552E"/>
                 <w:sz w:val="18"/>
               </w:rPr>
+              <w:lastRenderedPageBreak/>
               <w:t>Abschluss</w:t>
             </w:r>
             <w:proofErr w:type="spellEnd"/>
@@ -7425,7 +7346,7 @@
   <w:abstractNum w:abstractNumId="0" w15:restartNumberingAfterBreak="0">
     <w:nsid w:val="FFFFFF88"/>
     <w:multiLevelType w:val="singleLevel"/>
-    <w:tmpl w:val="92C8740A"/>
+    <w:tmpl w:val="02DC07F8"/>
     <w:lvl w:ilvl="0">
       <w:start w:val="1"/>
       <w:numFmt w:val="decimal"/>
@@ -7444,6 +7365,12 @@
     <w:abstractNumId w:val="0"/>
   </w:num>
   <w:num w:numId="2" w16cid:durableId="49036637">
+    <w:abstractNumId w:val="0"/>
+  </w:num>
+  <w:num w:numId="3" w16cid:durableId="505485570">
+    <w:abstractNumId w:val="0"/>
+  </w:num>
+  <w:num w:numId="4" w16cid:durableId="1873034887">
     <w:abstractNumId w:val="0"/>
   </w:num>
 </w:numbering>
